--- a/KHBD_Tin_học/Tiền_tiểu_học/Tuần_02/KHBD_Tin_hoc_Tiền_tiểu_học_Tiet01_Em_lam_quen_voi_the_gioi_cong_nghe.docx
+++ b/KHBD_Tin_học/Tiền_tiểu_học/Tuần_02/KHBD_Tin_hoc_Tiền_tiểu_học_Tiet01_Em_lam_quen_voi_the_gioi_cong_nghe.docx
@@ -408,18 +408,29 @@
     </w:p>
     <w:p>
       <w:pPr>
-        <w:spacing w:line="319" w:lineRule="auto" w:after="60" w:before="0"/>
-        <w:ind w:firstLine="0" w:left="850"/>
+        <w:spacing w:line="276" w:lineRule="auto" w:after="0" w:before="0"/>
+        <w:ind w:left="850" w:firstLine="0"/>
         <w:jc w:val="both"/>
       </w:pPr>
       <w:r>
         <w:rPr>
-          <w:rFonts w:ascii="Times New Roman" w:hAnsi="Times New Roman" w:eastAsia="Times New Roman"/>
-          <w:b w:val="0"/>
-          <w:i w:val="0"/>
+          <w:rFonts w:ascii="Times New Roman" w:hAnsi="Times New Roman" w:cs="Times New Roman"/>
           <w:sz w:val="26"/>
         </w:rPr>
-        <w:t>- Miền V. Giải quyết vấn đề (thành tố 5.3. Sử dụng sáng tạo công nghệ số – Bậc 1): Sử dụng công cụ số để giải quyết vấn đề đơn giản trong bài học. (Đạt được thông qua Hoạt động 2, Hoạt động 3)</w:t>
+        <w:t>- 5.1.CB1a: Xác định được các vấn đề kỹ thuật đơn giản khi vận hành thiết bị và sử dụng môi trường số. (Nhận biết, kết nối và sử dụng các thành phần phần cứng và thiết bị số). (Đạt được thông qua Hoạt động 2)</w:t>
+      </w:r>
+    </w:p>
+    <w:p>
+      <w:pPr>
+        <w:spacing w:after="0" w:line="276" w:lineRule="auto"/>
+        <w:ind w:left="850" w:firstLine="0"/>
+      </w:pPr>
+      <w:r>
+        <w:rPr>
+          <w:rFonts w:ascii="Times New Roman" w:hAnsi="Times New Roman" w:cs="Times New Roman"/>
+          <w:sz w:val="26"/>
+        </w:rPr>
+        <w:t>- 4.1.CB1a: Nhận biết được cách bảo vệ thiết bị và nội dung số một cách đơn giản. (Thực hiện thao tác sử dụng thiết bị đúng quy cách và bảo vệ an toàn cho thiết bị). (Đạt được thông qua Hoạt động 3, Hoạt động 4)</w:t>
       </w:r>
     </w:p>
     <w:p>
